--- a/pr-preview/pr-215/bootstrap-handout.docx
+++ b/pr-preview/pr-215/bootstrap-handout.docx
@@ -15,7 +15,7 @@
         <w:pStyle w:val="Date"/>
       </w:pPr>
       <w:r>
-        <w:t xml:space="preserve">Last modified: 2026-10-15 12:43:47 (PDT)</w:t>
+        <w:t xml:space="preserve">Last modified: 2026-10-15 13:30:33 (PDT)</w:t>
       </w:r>
     </w:p>
     <w:p>
@@ -3217,6 +3217,78 @@
       </w:tr>
     </w:tbl>
     <w:bookmarkEnd w:id="25"/>
+    <w:p>
+      <w:pPr>
+        <w:pStyle w:val="Compact"/>
+        <w:numPr>
+          <w:ilvl w:val="0"/>
+          <w:numId w:val="1002"/>
+        </w:numPr>
+      </w:pPr>
+      <w:r>
+        <w:t xml:space="preserve">Hogg et al. (2019, sec. 7.7, pp. 353–360)</w:t>
+      </w:r>
+      <w:r>
+        <w:t xml:space="preserve"> </w:t>
+      </w:r>
+      <w:r>
+        <w:t xml:space="preserve">covers resampling methods.</w:t>
+      </w:r>
+    </w:p>
+    <w:p>
+      <w:pPr>
+        <w:pStyle w:val="Compact"/>
+        <w:numPr>
+          <w:ilvl w:val="0"/>
+          <w:numId w:val="1002"/>
+        </w:numPr>
+      </w:pPr>
+      <w:r>
+        <w:t xml:space="preserve">Casella and Berger (2002, sec. 10.1.4, pp. 478–480)</w:t>
+      </w:r>
+      <w:r>
+        <w:t xml:space="preserve"> </w:t>
+      </w:r>
+      <w:r>
+        <w:t xml:space="preserve">covers bootstrap standard errors.</w:t>
+      </w:r>
+    </w:p>
+    <w:p>
+      <w:pPr>
+        <w:pStyle w:val="Compact"/>
+        <w:numPr>
+          <w:ilvl w:val="0"/>
+          <w:numId w:val="1002"/>
+        </w:numPr>
+      </w:pPr>
+      <w:r>
+        <w:t xml:space="preserve">Rice (2007, sec. 10.4.6, pp. 399–400)</w:t>
+      </w:r>
+      <w:r>
+        <w:t xml:space="preserve"> </w:t>
+      </w:r>
+      <w:r>
+        <w:t xml:space="preserve">covers variability of location estimates by the bootstrap.</w:t>
+      </w:r>
+    </w:p>
+    <w:p>
+      <w:pPr>
+        <w:pStyle w:val="Compact"/>
+        <w:numPr>
+          <w:ilvl w:val="0"/>
+          <w:numId w:val="1002"/>
+        </w:numPr>
+      </w:pPr>
+      <w:r>
+        <w:t xml:space="preserve">Rice (2007, sec. 14.6, pp. 585–586)</w:t>
+      </w:r>
+      <w:r>
+        <w:t xml:space="preserve"> </w:t>
+      </w:r>
+      <w:r>
+        <w:t xml:space="preserve">covers conditional inference, unconditional inference and the bootstrap.</w:t>
+      </w:r>
+    </w:p>
     <w:bookmarkEnd w:id="26"/>
     <w:bookmarkStart w:id="44" w:name="sec-bootstrap-methods"/>
     <w:p>
@@ -7558,7 +7630,7 @@
         <w:pStyle w:val="Compact"/>
         <w:numPr>
           <w:ilvl w:val="0"/>
-          <w:numId w:val="1002"/>
+          <w:numId w:val="1003"/>
         </w:numPr>
       </w:pPr>
       <w:r>
@@ -7737,7 +7809,7 @@
         <w:pStyle w:val="Compact"/>
         <w:numPr>
           <w:ilvl w:val="0"/>
-          <w:numId w:val="1002"/>
+          <w:numId w:val="1003"/>
         </w:numPr>
       </w:pPr>
       <w:r>
@@ -8905,7 +8977,7 @@
     <w:bookmarkEnd w:id="47"/>
     <w:bookmarkEnd w:id="48"/>
     <w:bookmarkEnd w:id="49"/>
-    <w:bookmarkStart w:id="59" w:name="references"/>
+    <w:bookmarkStart w:id="63" w:name="references"/>
     <w:p>
       <w:pPr>
         <w:pStyle w:val="Heading2"/>
@@ -8914,14 +8986,14 @@
         <w:t xml:space="preserve">References</w:t>
       </w:r>
     </w:p>
-    <w:bookmarkStart w:id="58" w:name="refs"/>
-    <w:bookmarkStart w:id="51" w:name="ref-davison1997bootstrap"/>
+    <w:bookmarkStart w:id="62" w:name="refs"/>
+    <w:bookmarkStart w:id="51" w:name="ref-CaseBerg01"/>
     <w:p>
       <w:pPr>
         <w:pStyle w:val="Bibliography"/>
       </w:pPr>
       <w:r>
-        <w:t xml:space="preserve">Davison, Anthony C., and David V. Hinkley. 1997.</w:t>
+        <w:t xml:space="preserve">Casella, George, and Roger Berger. 2002.</w:t>
       </w:r>
       <w:r>
         <w:t xml:space="preserve"> </w:t>
@@ -8931,6 +9003,43 @@
           <w:i/>
           <w:iCs/>
         </w:rPr>
+        <w:t xml:space="preserve">Statistical Inference</w:t>
+      </w:r>
+      <w:r>
+        <w:t xml:space="preserve">. 2nd ed. Cengage Learning.</w:t>
+      </w:r>
+      <w:r>
+        <w:t xml:space="preserve"> </w:t>
+      </w:r>
+      <w:hyperlink r:id="rId50">
+        <w:r>
+          <w:rPr>
+            <w:rStyle w:val="Hyperlink"/>
+          </w:rPr>
+          <w:t xml:space="preserve">https://www.cengage.com/c/statistical-inference-2e-casella-berger/9780534243128/</w:t>
+        </w:r>
+      </w:hyperlink>
+      <w:r>
+        <w:t xml:space="preserve">.</w:t>
+      </w:r>
+    </w:p>
+    <w:bookmarkEnd w:id="51"/>
+    <w:bookmarkStart w:id="53" w:name="ref-davison1997bootstrap"/>
+    <w:p>
+      <w:pPr>
+        <w:pStyle w:val="Bibliography"/>
+      </w:pPr>
+      <w:r>
+        <w:t xml:space="preserve">Davison, Anthony C., and David V. Hinkley. 1997.</w:t>
+      </w:r>
+      <w:r>
+        <w:t xml:space="preserve"> </w:t>
+      </w:r>
+      <w:r>
+        <w:rPr>
+          <w:i/>
+          <w:iCs/>
+        </w:rPr>
         <w:t xml:space="preserve">Bootstrap Methods and Their Application</w:t>
       </w:r>
       <w:r>
@@ -8939,7 +9048,7 @@
       <w:r>
         <w:t xml:space="preserve"> </w:t>
       </w:r>
-      <w:hyperlink r:id="rId50">
+      <w:hyperlink r:id="rId52">
         <w:r>
           <w:rPr>
             <w:rStyle w:val="Hyperlink"/>
@@ -8951,8 +9060,8 @@
         <w:t xml:space="preserve">.</w:t>
       </w:r>
     </w:p>
-    <w:bookmarkEnd w:id="51"/>
-    <w:bookmarkStart w:id="53" w:name="ref-efron1979bootstrap"/>
+    <w:bookmarkEnd w:id="53"/>
+    <w:bookmarkStart w:id="55" w:name="ref-efron1979bootstrap"/>
     <w:p>
       <w:pPr>
         <w:pStyle w:val="Bibliography"/>
@@ -8985,7 +9094,7 @@
       <w:r>
         <w:t xml:space="preserve"> </w:t>
       </w:r>
-      <w:hyperlink r:id="rId52">
+      <w:hyperlink r:id="rId54">
         <w:r>
           <w:rPr>
             <w:rStyle w:val="Hyperlink"/>
@@ -8997,8 +9106,8 @@
         <w:t xml:space="preserve">.</w:t>
       </w:r>
     </w:p>
-    <w:bookmarkEnd w:id="53"/>
-    <w:bookmarkStart w:id="55" w:name="ref-efron1993introduction"/>
+    <w:bookmarkEnd w:id="55"/>
+    <w:bookmarkStart w:id="57" w:name="ref-efron1993introduction"/>
     <w:p>
       <w:pPr>
         <w:pStyle w:val="Bibliography"/>
@@ -9022,7 +9131,7 @@
       <w:r>
         <w:t xml:space="preserve"> </w:t>
       </w:r>
-      <w:hyperlink r:id="rId54">
+      <w:hyperlink r:id="rId56">
         <w:r>
           <w:rPr>
             <w:rStyle w:val="Hyperlink"/>
@@ -9034,14 +9143,14 @@
         <w:t xml:space="preserve">.</w:t>
       </w:r>
     </w:p>
-    <w:bookmarkEnd w:id="55"/>
-    <w:bookmarkStart w:id="57" w:name="ref-vittinghoff2e"/>
+    <w:bookmarkEnd w:id="57"/>
+    <w:bookmarkStart w:id="58" w:name="ref-hoggtanis2015"/>
     <w:p>
       <w:pPr>
         <w:pStyle w:val="Bibliography"/>
       </w:pPr>
       <w:r>
-        <w:t xml:space="preserve">Vittinghoff, Eric, David V Glidden, Stephen C Shiboski, and Charles E McCulloch. 2012.</w:t>
+        <w:t xml:space="preserve">Hogg, Robert V., Elliot A. Tanis, and Dale L. Zimmerman. 2019.</w:t>
       </w:r>
       <w:r>
         <w:t xml:space="preserve"> </w:t>
@@ -9051,6 +9160,52 @@
           <w:i/>
           <w:iCs/>
         </w:rPr>
+        <w:t xml:space="preserve">Probability and Statistical Inference</w:t>
+      </w:r>
+      <w:r>
+        <w:t xml:space="preserve">. Tenth edition. Pearson.</w:t>
+      </w:r>
+    </w:p>
+    <w:bookmarkEnd w:id="58"/>
+    <w:bookmarkStart w:id="59" w:name="ref-rice2007mathematical"/>
+    <w:p>
+      <w:pPr>
+        <w:pStyle w:val="Bibliography"/>
+      </w:pPr>
+      <w:r>
+        <w:t xml:space="preserve">Rice, John A. 2007.</w:t>
+      </w:r>
+      <w:r>
+        <w:t xml:space="preserve"> </w:t>
+      </w:r>
+      <w:r>
+        <w:rPr>
+          <w:i/>
+          <w:iCs/>
+        </w:rPr>
+        <w:t xml:space="preserve">Mathematical Statistics and Data Analysis</w:t>
+      </w:r>
+      <w:r>
+        <w:t xml:space="preserve">. 3rd ed. Cengage Learning.</w:t>
+      </w:r>
+    </w:p>
+    <w:bookmarkEnd w:id="59"/>
+    <w:bookmarkStart w:id="61" w:name="ref-vittinghoff2e"/>
+    <w:p>
+      <w:pPr>
+        <w:pStyle w:val="Bibliography"/>
+      </w:pPr>
+      <w:r>
+        <w:t xml:space="preserve">Vittinghoff, Eric, David V Glidden, Stephen C Shiboski, and Charles E McCulloch. 2012.</w:t>
+      </w:r>
+      <w:r>
+        <w:t xml:space="preserve"> </w:t>
+      </w:r>
+      <w:r>
+        <w:rPr>
+          <w:i/>
+          <w:iCs/>
+        </w:rPr>
         <w:t xml:space="preserve">Regression Methods in Biostatistics: Linear, Logistic, Survival, and Repeated Measures Models</w:t>
       </w:r>
       <w:r>
@@ -9059,7 +9214,7 @@
       <w:r>
         <w:t xml:space="preserve"> </w:t>
       </w:r>
-      <w:hyperlink r:id="rId56">
+      <w:hyperlink r:id="rId60">
         <w:r>
           <w:rPr>
             <w:rStyle w:val="Hyperlink"/>
@@ -9071,9 +9226,9 @@
         <w:t xml:space="preserve">.</w:t>
       </w:r>
     </w:p>
-    <w:bookmarkEnd w:id="57"/>
-    <w:bookmarkEnd w:id="58"/>
-    <w:bookmarkEnd w:id="59"/>
+    <w:bookmarkEnd w:id="61"/>
+    <w:bookmarkEnd w:id="62"/>
+    <w:bookmarkEnd w:id="63"/>
     <w:sectPr>
       <w:footnotePr>
         <w:numRestart w:val="eachSect"/>
@@ -9294,6 +9449,9 @@
     <w:abstractNumId w:val="991"/>
   </w:num>
   <w:num w:numId="1002">
+    <w:abstractNumId w:val="991"/>
+  </w:num>
+  <w:num w:numId="1003">
     <w:abstractNumId w:val="991"/>
   </w:num>
 </w:numbering>
